--- a/Advanced_Cryptography_Report.docx.docx
+++ b/Advanced_Cryptography_Report.docx.docx
@@ -1472,7 +1472,7 @@
           <w:r>
             <w:fldChar w:fldCharType="separate"/>
           </w:r>
-          <w:hyperlink w:anchor="_Toc231835233" w:history="1">
+          <w:hyperlink w:anchor="_Toc232423817" w:history="1">
             <w:r>
               <w:rPr>
                 <w:rStyle w:val="Hyperlink"/>
@@ -1530,7 +1530,7 @@
                 <w:noProof/>
                 <w:webHidden/>
               </w:rPr>
-              <w:instrText xml:space="preserve"> PAGEREF _Toc231835233 \h </w:instrText>
+              <w:instrText xml:space="preserve"> PAGEREF _Toc232423817 \h </w:instrText>
             </w:r>
             <w:r>
               <w:rPr>
@@ -1576,7 +1576,7 @@
               <w14:ligatures w14:val="standardContextual"/>
             </w:rPr>
           </w:pPr>
-          <w:hyperlink w:anchor="_Toc231835234" w:history="1">
+          <w:hyperlink w:anchor="_Toc232423818" w:history="1">
             <w:r>
               <w:rPr>
                 <w:rStyle w:val="Hyperlink"/>
@@ -1603,7 +1603,7 @@
                 <w:noProof/>
                 <w:webHidden/>
               </w:rPr>
-              <w:instrText xml:space="preserve"> PAGEREF _Toc231835234 \h </w:instrText>
+              <w:instrText xml:space="preserve"> PAGEREF _Toc232423818 \h </w:instrText>
             </w:r>
             <w:r>
               <w:rPr>
@@ -1649,7 +1649,7 @@
               <w14:ligatures w14:val="standardContextual"/>
             </w:rPr>
           </w:pPr>
-          <w:hyperlink w:anchor="_Toc231835235" w:history="1">
+          <w:hyperlink w:anchor="_Toc232423819" w:history="1">
             <w:r>
               <w:rPr>
                 <w:rStyle w:val="Hyperlink"/>
@@ -1676,7 +1676,7 @@
                 <w:noProof/>
                 <w:webHidden/>
               </w:rPr>
-              <w:instrText xml:space="preserve"> PAGEREF _Toc231835235 \h </w:instrText>
+              <w:instrText xml:space="preserve"> PAGEREF _Toc232423819 \h </w:instrText>
             </w:r>
             <w:r>
               <w:rPr>
@@ -1722,7 +1722,7 @@
               <w14:ligatures w14:val="standardContextual"/>
             </w:rPr>
           </w:pPr>
-          <w:hyperlink w:anchor="_Toc231835236" w:history="1">
+          <w:hyperlink w:anchor="_Toc232423820" w:history="1">
             <w:r>
               <w:rPr>
                 <w:rStyle w:val="Hyperlink"/>
@@ -1749,7 +1749,7 @@
                 <w:noProof/>
                 <w:webHidden/>
               </w:rPr>
-              <w:instrText xml:space="preserve"> PAGEREF _Toc231835236 \h </w:instrText>
+              <w:instrText xml:space="preserve"> PAGEREF _Toc232423820 \h </w:instrText>
             </w:r>
             <w:r>
               <w:rPr>
@@ -1795,7 +1795,7 @@
               <w14:ligatures w14:val="standardContextual"/>
             </w:rPr>
           </w:pPr>
-          <w:hyperlink w:anchor="_Toc231835237" w:history="1">
+          <w:hyperlink w:anchor="_Toc232423821" w:history="1">
             <w:r>
               <w:rPr>
                 <w:rStyle w:val="Hyperlink"/>
@@ -1822,7 +1822,7 @@
                 <w:noProof/>
                 <w:webHidden/>
               </w:rPr>
-              <w:instrText xml:space="preserve"> PAGEREF _Toc231835237 \h </w:instrText>
+              <w:instrText xml:space="preserve"> PAGEREF _Toc232423821 \h </w:instrText>
             </w:r>
             <w:r>
               <w:rPr>
@@ -1868,7 +1868,7 @@
               <w14:ligatures w14:val="standardContextual"/>
             </w:rPr>
           </w:pPr>
-          <w:hyperlink w:anchor="_Toc231835238" w:history="1">
+          <w:hyperlink w:anchor="_Toc232423822" w:history="1">
             <w:r>
               <w:rPr>
                 <w:rStyle w:val="Hyperlink"/>
@@ -1903,7 +1903,7 @@
                 <w:noProof/>
                 <w:webHidden/>
               </w:rPr>
-              <w:instrText xml:space="preserve"> PAGEREF _Toc231835238 \h </w:instrText>
+              <w:instrText xml:space="preserve"> PAGEREF _Toc232423822 \h </w:instrText>
             </w:r>
             <w:r>
               <w:rPr>
@@ -1949,7 +1949,7 @@
               <w14:ligatures w14:val="standardContextual"/>
             </w:rPr>
           </w:pPr>
-          <w:hyperlink w:anchor="_Toc231835239" w:history="1">
+          <w:hyperlink w:anchor="_Toc232423823" w:history="1">
             <w:r>
               <w:rPr>
                 <w:noProof/>
@@ -1969,7 +1969,7 @@
                 <w:noProof/>
                 <w:webHidden/>
               </w:rPr>
-              <w:instrText xml:space="preserve"> PAGEREF _Toc231835239 \h </w:instrText>
+              <w:instrText xml:space="preserve"> PAGEREF _Toc232423823 \h </w:instrText>
             </w:r>
             <w:r>
               <w:rPr>
@@ -2015,7 +2015,7 @@
               <w14:ligatures w14:val="standardContextual"/>
             </w:rPr>
           </w:pPr>
-          <w:hyperlink w:anchor="_Toc231835240" w:history="1">
+          <w:hyperlink w:anchor="_Toc232423824" w:history="1">
             <w:r>
               <w:rPr>
                 <w:rStyle w:val="Hyperlink"/>
@@ -2042,7 +2042,7 @@
                 <w:noProof/>
                 <w:webHidden/>
               </w:rPr>
-              <w:instrText xml:space="preserve"> PAGEREF _Toc231835240 \h </w:instrText>
+              <w:instrText xml:space="preserve"> PAGEREF _Toc232423824 \h </w:instrText>
             </w:r>
             <w:r>
               <w:rPr>
@@ -2088,7 +2088,7 @@
               <w14:ligatures w14:val="standardContextual"/>
             </w:rPr>
           </w:pPr>
-          <w:hyperlink w:anchor="_Toc231835241" w:history="1">
+          <w:hyperlink w:anchor="_Toc232423825" w:history="1">
             <w:r>
               <w:rPr>
                 <w:rStyle w:val="Hyperlink"/>
@@ -2115,7 +2115,7 @@
                 <w:noProof/>
                 <w:webHidden/>
               </w:rPr>
-              <w:instrText xml:space="preserve"> PAGEREF _Toc231835241 \h </w:instrText>
+              <w:instrText xml:space="preserve"> PAGEREF _Toc232423825 \h </w:instrText>
             </w:r>
             <w:r>
               <w:rPr>
@@ -2161,7 +2161,7 @@
               <w14:ligatures w14:val="standardContextual"/>
             </w:rPr>
           </w:pPr>
-          <w:hyperlink w:anchor="_Toc231835242" w:history="1">
+          <w:hyperlink w:anchor="_Toc232423826" w:history="1">
             <w:r>
               <w:rPr>
                 <w:rStyle w:val="Hyperlink"/>
@@ -2188,7 +2188,7 @@
                 <w:noProof/>
                 <w:webHidden/>
               </w:rPr>
-              <w:instrText xml:space="preserve"> PAGEREF _Toc231835242 \h </w:instrText>
+              <w:instrText xml:space="preserve"> PAGEREF _Toc232423826 \h </w:instrText>
             </w:r>
             <w:r>
               <w:rPr>
@@ -2234,7 +2234,7 @@
               <w14:ligatures w14:val="standardContextual"/>
             </w:rPr>
           </w:pPr>
-          <w:hyperlink w:anchor="_Toc231835243" w:history="1">
+          <w:hyperlink w:anchor="_Toc232423827" w:history="1">
             <w:r>
               <w:rPr>
                 <w:rStyle w:val="Hyperlink"/>
@@ -2262,7 +2262,7 @@
                 <w:noProof/>
                 <w:webHidden/>
               </w:rPr>
-              <w:instrText xml:space="preserve"> PAGEREF _Toc231835243 \h </w:instrText>
+              <w:instrText xml:space="preserve"> PAGEREF _Toc232423827 \h </w:instrText>
             </w:r>
             <w:r>
               <w:rPr>
@@ -2308,7 +2308,7 @@
               <w14:ligatures w14:val="standardContextual"/>
             </w:rPr>
           </w:pPr>
-          <w:hyperlink w:anchor="_Toc231835244" w:history="1">
+          <w:hyperlink w:anchor="_Toc232423828" w:history="1">
             <w:r>
               <w:rPr>
                 <w:rStyle w:val="Hyperlink"/>
@@ -2335,7 +2335,7 @@
                 <w:noProof/>
                 <w:webHidden/>
               </w:rPr>
-              <w:instrText xml:space="preserve"> PAGEREF _Toc231835244 \h </w:instrText>
+              <w:instrText xml:space="preserve"> PAGEREF _Toc232423828 \h </w:instrText>
             </w:r>
             <w:r>
               <w:rPr>
@@ -2381,7 +2381,7 @@
               <w14:ligatures w14:val="standardContextual"/>
             </w:rPr>
           </w:pPr>
-          <w:hyperlink w:anchor="_Toc231835245" w:history="1">
+          <w:hyperlink w:anchor="_Toc232423829" w:history="1">
             <w:r>
               <w:rPr>
                 <w:rStyle w:val="Hyperlink"/>
@@ -2408,7 +2408,7 @@
                 <w:noProof/>
                 <w:webHidden/>
               </w:rPr>
-              <w:instrText xml:space="preserve"> PAGEREF _Toc231835245 \h </w:instrText>
+              <w:instrText xml:space="preserve"> PAGEREF _Toc232423829 \h </w:instrText>
             </w:r>
             <w:r>
               <w:rPr>
@@ -2454,7 +2454,7 @@
               <w14:ligatures w14:val="standardContextual"/>
             </w:rPr>
           </w:pPr>
-          <w:hyperlink w:anchor="_Toc231835246" w:history="1">
+          <w:hyperlink w:anchor="_Toc232423830" w:history="1">
             <w:r>
               <w:rPr>
                 <w:rStyle w:val="Hyperlink"/>
@@ -2481,7 +2481,7 @@
                 <w:noProof/>
                 <w:webHidden/>
               </w:rPr>
-              <w:instrText xml:space="preserve"> PAGEREF _Toc231835246 \h </w:instrText>
+              <w:instrText xml:space="preserve"> PAGEREF _Toc232423830 \h </w:instrText>
             </w:r>
             <w:r>
               <w:rPr>
@@ -2527,7 +2527,7 @@
               <w14:ligatures w14:val="standardContextual"/>
             </w:rPr>
           </w:pPr>
-          <w:hyperlink w:anchor="_Toc231835247" w:history="1">
+          <w:hyperlink w:anchor="_Toc232423831" w:history="1">
             <w:r>
               <w:rPr>
                 <w:rStyle w:val="Hyperlink"/>
@@ -2554,7 +2554,7 @@
                 <w:noProof/>
                 <w:webHidden/>
               </w:rPr>
-              <w:instrText xml:space="preserve"> PAGEREF _Toc231835247 \h </w:instrText>
+              <w:instrText xml:space="preserve"> PAGEREF _Toc232423831 \h </w:instrText>
             </w:r>
             <w:r>
               <w:rPr>
@@ -2600,7 +2600,7 @@
               <w14:ligatures w14:val="standardContextual"/>
             </w:rPr>
           </w:pPr>
-          <w:hyperlink w:anchor="_Toc231835248" w:history="1">
+          <w:hyperlink w:anchor="_Toc232423832" w:history="1">
             <w:r>
               <w:rPr>
                 <w:rStyle w:val="Hyperlink"/>
@@ -2627,7 +2627,7 @@
                 <w:noProof/>
                 <w:webHidden/>
               </w:rPr>
-              <w:instrText xml:space="preserve"> PAGEREF _Toc231835248 \h </w:instrText>
+              <w:instrText xml:space="preserve"> PAGEREF _Toc232423832 \h </w:instrText>
             </w:r>
             <w:r>
               <w:rPr>
@@ -2673,7 +2673,7 @@
               <w14:ligatures w14:val="standardContextual"/>
             </w:rPr>
           </w:pPr>
-          <w:hyperlink w:anchor="_Toc231835249" w:history="1">
+          <w:hyperlink w:anchor="_Toc232423833" w:history="1">
             <w:r>
               <w:rPr>
                 <w:rStyle w:val="Hyperlink"/>
@@ -2700,7 +2700,7 @@
                 <w:noProof/>
                 <w:webHidden/>
               </w:rPr>
-              <w:instrText xml:space="preserve"> PAGEREF _Toc231835249 \h </w:instrText>
+              <w:instrText xml:space="preserve"> PAGEREF _Toc232423833 \h </w:instrText>
             </w:r>
             <w:r>
               <w:rPr>
@@ -2746,7 +2746,7 @@
               <w14:ligatures w14:val="standardContextual"/>
             </w:rPr>
           </w:pPr>
-          <w:hyperlink w:anchor="_Toc231835250" w:history="1">
+          <w:hyperlink w:anchor="_Toc232423834" w:history="1">
             <w:r>
               <w:rPr>
                 <w:rStyle w:val="Hyperlink"/>
@@ -2774,7 +2774,7 @@
                 <w:noProof/>
                 <w:webHidden/>
               </w:rPr>
-              <w:instrText xml:space="preserve"> PAGEREF _Toc231835250 \h </w:instrText>
+              <w:instrText xml:space="preserve"> PAGEREF _Toc232423834 \h </w:instrText>
             </w:r>
             <w:r>
               <w:rPr>
@@ -2820,7 +2820,7 @@
               <w14:ligatures w14:val="standardContextual"/>
             </w:rPr>
           </w:pPr>
-          <w:hyperlink w:anchor="_Toc231835251" w:history="1">
+          <w:hyperlink w:anchor="_Toc232423835" w:history="1">
             <w:r>
               <w:rPr>
                 <w:rStyle w:val="Hyperlink"/>
@@ -2849,7 +2849,7 @@
                 <w:noProof/>
                 <w:webHidden/>
               </w:rPr>
-              <w:instrText xml:space="preserve"> PAGEREF _Toc231835251 \h </w:instrText>
+              <w:instrText xml:space="preserve"> PAGEREF _Toc232423835 \h </w:instrText>
             </w:r>
             <w:r>
               <w:rPr>
@@ -2895,7 +2895,7 @@
               <w14:ligatures w14:val="standardContextual"/>
             </w:rPr>
           </w:pPr>
-          <w:hyperlink w:anchor="_Toc231835252" w:history="1">
+          <w:hyperlink w:anchor="_Toc232423836" w:history="1">
             <w:r>
               <w:rPr>
                 <w:rStyle w:val="Hyperlink"/>
@@ -2922,7 +2922,7 @@
                 <w:noProof/>
                 <w:webHidden/>
               </w:rPr>
-              <w:instrText xml:space="preserve"> PAGEREF _Toc231835252 \h </w:instrText>
+              <w:instrText xml:space="preserve"> PAGEREF _Toc232423836 \h </w:instrText>
             </w:r>
             <w:r>
               <w:rPr>
@@ -2968,7 +2968,7 @@
               <w14:ligatures w14:val="standardContextual"/>
             </w:rPr>
           </w:pPr>
-          <w:hyperlink w:anchor="_Toc231835253" w:history="1">
+          <w:hyperlink w:anchor="_Toc232423837" w:history="1">
             <w:r>
               <w:rPr>
                 <w:rStyle w:val="Hyperlink"/>
@@ -2995,7 +2995,7 @@
                 <w:noProof/>
                 <w:webHidden/>
               </w:rPr>
-              <w:instrText xml:space="preserve"> PAGEREF _Toc231835253 \h </w:instrText>
+              <w:instrText xml:space="preserve"> PAGEREF _Toc232423837 \h </w:instrText>
             </w:r>
             <w:r>
               <w:rPr>
@@ -3041,7 +3041,7 @@
               <w14:ligatures w14:val="standardContextual"/>
             </w:rPr>
           </w:pPr>
-          <w:hyperlink w:anchor="_Toc231835254" w:history="1">
+          <w:hyperlink w:anchor="_Toc232423838" w:history="1">
             <w:r>
               <w:rPr>
                 <w:rStyle w:val="Hyperlink"/>
@@ -3068,7 +3068,7 @@
                 <w:noProof/>
                 <w:webHidden/>
               </w:rPr>
-              <w:instrText xml:space="preserve"> PAGEREF _Toc231835254 \h </w:instrText>
+              <w:instrText xml:space="preserve"> PAGEREF _Toc232423838 \h </w:instrText>
             </w:r>
             <w:r>
               <w:rPr>
@@ -3114,7 +3114,7 @@
               <w14:ligatures w14:val="standardContextual"/>
             </w:rPr>
           </w:pPr>
-          <w:hyperlink w:anchor="_Toc231835255" w:history="1">
+          <w:hyperlink w:anchor="_Toc232423839" w:history="1">
             <w:r>
               <w:rPr>
                 <w:rStyle w:val="Hyperlink"/>
@@ -3141,7 +3141,7 @@
                 <w:noProof/>
                 <w:webHidden/>
               </w:rPr>
-              <w:instrText xml:space="preserve"> PAGEREF _Toc231835255 \h </w:instrText>
+              <w:instrText xml:space="preserve"> PAGEREF _Toc232423839 \h </w:instrText>
             </w:r>
             <w:r>
               <w:rPr>
@@ -3187,7 +3187,7 @@
               <w14:ligatures w14:val="standardContextual"/>
             </w:rPr>
           </w:pPr>
-          <w:hyperlink w:anchor="_Toc231835256" w:history="1">
+          <w:hyperlink w:anchor="_Toc232423840" w:history="1">
             <w:r>
               <w:rPr>
                 <w:rStyle w:val="Hyperlink"/>
@@ -3214,7 +3214,7 @@
                 <w:noProof/>
                 <w:webHidden/>
               </w:rPr>
-              <w:instrText xml:space="preserve"> PAGEREF _Toc231835256 \h </w:instrText>
+              <w:instrText xml:space="preserve"> PAGEREF _Toc232423840 \h </w:instrText>
             </w:r>
             <w:r>
               <w:rPr>
@@ -3260,7 +3260,7 @@
               <w14:ligatures w14:val="standardContextual"/>
             </w:rPr>
           </w:pPr>
-          <w:hyperlink w:anchor="_Toc231835257" w:history="1">
+          <w:hyperlink w:anchor="_Toc232423841" w:history="1">
             <w:r>
               <w:rPr>
                 <w:rStyle w:val="Hyperlink"/>
@@ -3287,7 +3287,7 @@
                 <w:noProof/>
                 <w:webHidden/>
               </w:rPr>
-              <w:instrText xml:space="preserve"> PAGEREF _Toc231835257 \h </w:instrText>
+              <w:instrText xml:space="preserve"> PAGEREF _Toc232423841 \h </w:instrText>
             </w:r>
             <w:r>
               <w:rPr>
@@ -3333,7 +3333,7 @@
               <w14:ligatures w14:val="standardContextual"/>
             </w:rPr>
           </w:pPr>
-          <w:hyperlink w:anchor="_Toc231835258" w:history="1">
+          <w:hyperlink w:anchor="_Toc232423842" w:history="1">
             <w:r>
               <w:rPr>
                 <w:rStyle w:val="Hyperlink"/>
@@ -3360,7 +3360,7 @@
                 <w:noProof/>
                 <w:webHidden/>
               </w:rPr>
-              <w:instrText xml:space="preserve"> PAGEREF _Toc231835258 \h </w:instrText>
+              <w:instrText xml:space="preserve"> PAGEREF _Toc232423842 \h </w:instrText>
             </w:r>
             <w:r>
               <w:rPr>
@@ -3406,7 +3406,7 @@
               <w14:ligatures w14:val="standardContextual"/>
             </w:rPr>
           </w:pPr>
-          <w:hyperlink w:anchor="_Toc231835259" w:history="1">
+          <w:hyperlink w:anchor="_Toc232423843" w:history="1">
             <w:r>
               <w:rPr>
                 <w:rStyle w:val="Hyperlink"/>
@@ -3433,7 +3433,7 @@
                 <w:noProof/>
                 <w:webHidden/>
               </w:rPr>
-              <w:instrText xml:space="preserve"> PAGEREF _Toc231835259 \h </w:instrText>
+              <w:instrText xml:space="preserve"> PAGEREF _Toc232423843 \h </w:instrText>
             </w:r>
             <w:r>
               <w:rPr>
@@ -3479,7 +3479,7 @@
               <w14:ligatures w14:val="standardContextual"/>
             </w:rPr>
           </w:pPr>
-          <w:hyperlink w:anchor="_Toc231835260" w:history="1">
+          <w:hyperlink w:anchor="_Toc232423844" w:history="1">
             <w:r>
               <w:rPr>
                 <w:rStyle w:val="Hyperlink"/>
@@ -3506,7 +3506,7 @@
                 <w:noProof/>
                 <w:webHidden/>
               </w:rPr>
-              <w:instrText xml:space="preserve"> PAGEREF _Toc231835260 \h </w:instrText>
+              <w:instrText xml:space="preserve"> PAGEREF _Toc232423844 \h </w:instrText>
             </w:r>
             <w:r>
               <w:rPr>
@@ -3552,7 +3552,7 @@
               <w14:ligatures w14:val="standardContextual"/>
             </w:rPr>
           </w:pPr>
-          <w:hyperlink w:anchor="_Toc231835261" w:history="1">
+          <w:hyperlink w:anchor="_Toc232423845" w:history="1">
             <w:r>
               <w:rPr>
                 <w:rStyle w:val="Hyperlink"/>
@@ -3579,7 +3579,7 @@
                 <w:noProof/>
                 <w:webHidden/>
               </w:rPr>
-              <w:instrText xml:space="preserve"> PAGEREF _Toc231835261 \h </w:instrText>
+              <w:instrText xml:space="preserve"> PAGEREF _Toc232423845 \h </w:instrText>
             </w:r>
             <w:r>
               <w:rPr>
@@ -3625,7 +3625,7 @@
               <w14:ligatures w14:val="standardContextual"/>
             </w:rPr>
           </w:pPr>
-          <w:hyperlink w:anchor="_Toc231835262" w:history="1">
+          <w:hyperlink w:anchor="_Toc232423846" w:history="1">
             <w:r>
               <w:rPr>
                 <w:rStyle w:val="Hyperlink"/>
@@ -3652,7 +3652,7 @@
                 <w:noProof/>
                 <w:webHidden/>
               </w:rPr>
-              <w:instrText xml:space="preserve"> PAGEREF _Toc231835262 \h </w:instrText>
+              <w:instrText xml:space="preserve"> PAGEREF _Toc232423846 \h </w:instrText>
             </w:r>
             <w:r>
               <w:rPr>
@@ -3698,7 +3698,7 @@
               <w14:ligatures w14:val="standardContextual"/>
             </w:rPr>
           </w:pPr>
-          <w:hyperlink w:anchor="_Toc231835263" w:history="1">
+          <w:hyperlink w:anchor="_Toc232423847" w:history="1">
             <w:r>
               <w:rPr>
                 <w:rStyle w:val="Hyperlink"/>
@@ -3725,7 +3725,7 @@
                 <w:noProof/>
                 <w:webHidden/>
               </w:rPr>
-              <w:instrText xml:space="preserve"> PAGEREF _Toc231835263 \h </w:instrText>
+              <w:instrText xml:space="preserve"> PAGEREF _Toc232423847 \h </w:instrText>
             </w:r>
             <w:r>
               <w:rPr>
@@ -3771,7 +3771,7 @@
               <w14:ligatures w14:val="standardContextual"/>
             </w:rPr>
           </w:pPr>
-          <w:hyperlink w:anchor="_Toc231835264" w:history="1">
+          <w:hyperlink w:anchor="_Toc232423848" w:history="1">
             <w:r>
               <w:rPr>
                 <w:rStyle w:val="Hyperlink"/>
@@ -3799,7 +3799,7 @@
                 <w:noProof/>
                 <w:webHidden/>
               </w:rPr>
-              <w:instrText xml:space="preserve"> PAGEREF _Toc231835264 \h </w:instrText>
+              <w:instrText xml:space="preserve"> PAGEREF _Toc232423848 \h </w:instrText>
             </w:r>
             <w:r>
               <w:rPr>
@@ -3845,7 +3845,7 @@
               <w14:ligatures w14:val="standardContextual"/>
             </w:rPr>
           </w:pPr>
-          <w:hyperlink w:anchor="_Toc231835265" w:history="1">
+          <w:hyperlink w:anchor="_Toc232423849" w:history="1">
             <w:r>
               <w:rPr>
                 <w:rStyle w:val="Hyperlink"/>
@@ -3874,7 +3874,7 @@
                 <w:noProof/>
                 <w:webHidden/>
               </w:rPr>
-              <w:instrText xml:space="preserve"> PAGEREF _Toc231835265 \h </w:instrText>
+              <w:instrText xml:space="preserve"> PAGEREF _Toc232423849 \h </w:instrText>
             </w:r>
             <w:r>
               <w:rPr>
@@ -3920,7 +3920,7 @@
               <w14:ligatures w14:val="standardContextual"/>
             </w:rPr>
           </w:pPr>
-          <w:hyperlink w:anchor="_Toc231835266" w:history="1">
+          <w:hyperlink w:anchor="_Toc232423850" w:history="1">
             <w:r>
               <w:rPr>
                 <w:rStyle w:val="Hyperlink"/>
@@ -3947,7 +3947,7 @@
                 <w:noProof/>
                 <w:webHidden/>
               </w:rPr>
-              <w:instrText xml:space="preserve"> PAGEREF _Toc231835266 \h </w:instrText>
+              <w:instrText xml:space="preserve"> PAGEREF _Toc232423850 \h </w:instrText>
             </w:r>
             <w:r>
               <w:rPr>
@@ -3993,7 +3993,7 @@
               <w14:ligatures w14:val="standardContextual"/>
             </w:rPr>
           </w:pPr>
-          <w:hyperlink w:anchor="_Toc231835267" w:history="1">
+          <w:hyperlink w:anchor="_Toc232423851" w:history="1">
             <w:r>
               <w:rPr>
                 <w:rStyle w:val="Hyperlink"/>
@@ -4020,7 +4020,7 @@
                 <w:noProof/>
                 <w:webHidden/>
               </w:rPr>
-              <w:instrText xml:space="preserve"> PAGEREF _Toc231835267 \h </w:instrText>
+              <w:instrText xml:space="preserve"> PAGEREF _Toc232423851 \h </w:instrText>
             </w:r>
             <w:r>
               <w:rPr>
@@ -4066,7 +4066,7 @@
               <w14:ligatures w14:val="standardContextual"/>
             </w:rPr>
           </w:pPr>
-          <w:hyperlink w:anchor="_Toc231835268" w:history="1">
+          <w:hyperlink w:anchor="_Toc232423852" w:history="1">
             <w:r>
               <w:rPr>
                 <w:noProof/>
@@ -4086,7 +4086,7 @@
                 <w:noProof/>
                 <w:webHidden/>
               </w:rPr>
-              <w:instrText xml:space="preserve"> PAGEREF _Toc231835268 \h </w:instrText>
+              <w:instrText xml:space="preserve"> PAGEREF _Toc232423852 \h </w:instrText>
             </w:r>
             <w:r>
               <w:rPr>
@@ -4132,7 +4132,7 @@
               <w14:ligatures w14:val="standardContextual"/>
             </w:rPr>
           </w:pPr>
-          <w:hyperlink w:anchor="_Toc231835269" w:history="1">
+          <w:hyperlink w:anchor="_Toc232423853" w:history="1">
             <w:r>
               <w:rPr>
                 <w:rStyle w:val="Hyperlink"/>
@@ -4159,7 +4159,7 @@
                 <w:noProof/>
                 <w:webHidden/>
               </w:rPr>
-              <w:instrText xml:space="preserve"> PAGEREF _Toc231835269 \h </w:instrText>
+              <w:instrText xml:space="preserve"> PAGEREF _Toc232423853 \h </w:instrText>
             </w:r>
             <w:r>
               <w:rPr>
@@ -4205,7 +4205,7 @@
               <w14:ligatures w14:val="standardContextual"/>
             </w:rPr>
           </w:pPr>
-          <w:hyperlink w:anchor="_Toc231835270" w:history="1">
+          <w:hyperlink w:anchor="_Toc232423854" w:history="1">
             <w:r>
               <w:rPr>
                 <w:rStyle w:val="Hyperlink"/>
@@ -4232,7 +4232,7 @@
                 <w:noProof/>
                 <w:webHidden/>
               </w:rPr>
-              <w:instrText xml:space="preserve"> PAGEREF _Toc231835270 \h </w:instrText>
+              <w:instrText xml:space="preserve"> PAGEREF _Toc232423854 \h </w:instrText>
             </w:r>
             <w:r>
               <w:rPr>
@@ -4278,7 +4278,7 @@
               <w14:ligatures w14:val="standardContextual"/>
             </w:rPr>
           </w:pPr>
-          <w:hyperlink w:anchor="_Toc231835271" w:history="1">
+          <w:hyperlink w:anchor="_Toc232423855" w:history="1">
             <w:r>
               <w:rPr>
                 <w:rStyle w:val="Hyperlink"/>
@@ -4306,7 +4306,7 @@
                 <w:noProof/>
                 <w:webHidden/>
               </w:rPr>
-              <w:instrText xml:space="preserve"> PAGEREF _Toc231835271 \h </w:instrText>
+              <w:instrText xml:space="preserve"> PAGEREF _Toc232423855 \h </w:instrText>
             </w:r>
             <w:r>
               <w:rPr>
@@ -4352,7 +4352,7 @@
               <w14:ligatures w14:val="standardContextual"/>
             </w:rPr>
           </w:pPr>
-          <w:hyperlink w:anchor="_Toc231835272" w:history="1">
+          <w:hyperlink w:anchor="_Toc232423856" w:history="1">
             <w:r>
               <w:rPr>
                 <w:rStyle w:val="Hyperlink"/>
@@ -4381,7 +4381,7 @@
                 <w:noProof/>
                 <w:webHidden/>
               </w:rPr>
-              <w:instrText xml:space="preserve"> PAGEREF _Toc231835272 \h </w:instrText>
+              <w:instrText xml:space="preserve"> PAGEREF _Toc232423856 \h </w:instrText>
             </w:r>
             <w:r>
               <w:rPr>
@@ -4427,7 +4427,7 @@
               <w14:ligatures w14:val="standardContextual"/>
             </w:rPr>
           </w:pPr>
-          <w:hyperlink w:anchor="_Toc231835273" w:history="1">
+          <w:hyperlink w:anchor="_Toc232423857" w:history="1">
             <w:r>
               <w:rPr>
                 <w:rStyle w:val="Hyperlink"/>
@@ -4454,7 +4454,7 @@
                 <w:noProof/>
                 <w:webHidden/>
               </w:rPr>
-              <w:instrText xml:space="preserve"> PAGEREF _Toc231835273 \h </w:instrText>
+              <w:instrText xml:space="preserve"> PAGEREF _Toc232423857 \h </w:instrText>
             </w:r>
             <w:r>
               <w:rPr>
@@ -4500,7 +4500,7 @@
               <w14:ligatures w14:val="standardContextual"/>
             </w:rPr>
           </w:pPr>
-          <w:hyperlink w:anchor="_Toc231835274" w:history="1">
+          <w:hyperlink w:anchor="_Toc232423858" w:history="1">
             <w:r>
               <w:rPr>
                 <w:rStyle w:val="Hyperlink"/>
@@ -4527,7 +4527,7 @@
                 <w:noProof/>
                 <w:webHidden/>
               </w:rPr>
-              <w:instrText xml:space="preserve"> PAGEREF _Toc231835274 \h </w:instrText>
+              <w:instrText xml:space="preserve"> PAGEREF _Toc232423858 \h </w:instrText>
             </w:r>
             <w:r>
               <w:rPr>
@@ -4573,7 +4573,7 @@
               <w14:ligatures w14:val="standardContextual"/>
             </w:rPr>
           </w:pPr>
-          <w:hyperlink w:anchor="_Toc231835275" w:history="1">
+          <w:hyperlink w:anchor="_Toc232423859" w:history="1">
             <w:r>
               <w:rPr>
                 <w:rStyle w:val="Hyperlink"/>
@@ -4600,7 +4600,7 @@
                 <w:noProof/>
                 <w:webHidden/>
               </w:rPr>
-              <w:instrText xml:space="preserve"> PAGEREF _Toc231835275 \h </w:instrText>
+              <w:instrText xml:space="preserve"> PAGEREF _Toc232423859 \h </w:instrText>
             </w:r>
             <w:r>
               <w:rPr>
@@ -4646,7 +4646,7 @@
               <w14:ligatures w14:val="standardContextual"/>
             </w:rPr>
           </w:pPr>
-          <w:hyperlink w:anchor="_Toc231835276" w:history="1">
+          <w:hyperlink w:anchor="_Toc232423860" w:history="1">
             <w:r>
               <w:rPr>
                 <w:rStyle w:val="Hyperlink"/>
@@ -4673,7 +4673,7 @@
                 <w:noProof/>
                 <w:webHidden/>
               </w:rPr>
-              <w:instrText xml:space="preserve"> PAGEREF _Toc231835276 \h </w:instrText>
+              <w:instrText xml:space="preserve"> PAGEREF _Toc232423860 \h </w:instrText>
             </w:r>
             <w:r>
               <w:rPr>
@@ -4719,7 +4719,7 @@
               <w14:ligatures w14:val="standardContextual"/>
             </w:rPr>
           </w:pPr>
-          <w:hyperlink w:anchor="_Toc231835277" w:history="1">
+          <w:hyperlink w:anchor="_Toc232423861" w:history="1">
             <w:r>
               <w:rPr>
                 <w:noProof/>
@@ -4739,7 +4739,7 @@
                 <w:noProof/>
                 <w:webHidden/>
               </w:rPr>
-              <w:instrText xml:space="preserve"> PAGEREF _Toc231835277 \h </w:instrText>
+              <w:instrText xml:space="preserve"> PAGEREF _Toc232423861 \h </w:instrText>
             </w:r>
             <w:r>
               <w:rPr>
@@ -4785,7 +4785,7 @@
               <w14:ligatures w14:val="standardContextual"/>
             </w:rPr>
           </w:pPr>
-          <w:hyperlink w:anchor="_Toc231835278" w:history="1">
+          <w:hyperlink w:anchor="_Toc232423862" w:history="1">
             <w:r>
               <w:rPr>
                 <w:rStyle w:val="Hyperlink"/>
@@ -4812,7 +4812,7 @@
                 <w:noProof/>
                 <w:webHidden/>
               </w:rPr>
-              <w:instrText xml:space="preserve"> PAGEREF _Toc231835278 \h </w:instrText>
+              <w:instrText xml:space="preserve"> PAGEREF _Toc232423862 \h </w:instrText>
             </w:r>
             <w:r>
               <w:rPr>
@@ -4858,7 +4858,7 @@
               <w14:ligatures w14:val="standardContextual"/>
             </w:rPr>
           </w:pPr>
-          <w:hyperlink w:anchor="_Toc231835279" w:history="1">
+          <w:hyperlink w:anchor="_Toc232423863" w:history="1">
             <w:r>
               <w:rPr>
                 <w:rStyle w:val="Hyperlink"/>
@@ -4885,7 +4885,7 @@
                 <w:noProof/>
                 <w:webHidden/>
               </w:rPr>
-              <w:instrText xml:space="preserve"> PAGEREF _Toc231835279 \h </w:instrText>
+              <w:instrText xml:space="preserve"> PAGEREF _Toc232423863 \h </w:instrText>
             </w:r>
             <w:r>
               <w:rPr>
@@ -4952,7 +4952,7 @@
           <w:u w:val="none"/>
         </w:rPr>
       </w:pPr>
-      <w:bookmarkStart w:id="0" w:name="_Toc231835233"/>
+      <w:bookmarkStart w:id="0" w:name="_Toc232423817"/>
       <w:r>
         <w:rPr>
           <w:rFonts w:ascii="Arial"/>
@@ -5028,7 +5028,7 @@
           <w:bCs w:val="0"/>
         </w:rPr>
       </w:pPr>
-      <w:bookmarkStart w:id="1" w:name="_Toc231835234"/>
+      <w:bookmarkStart w:id="1" w:name="_Toc232423818"/>
       <w:proofErr w:type="gramStart"/>
       <w:r>
         <w:t>Title  .</w:t>
@@ -5057,7 +5057,7 @@
       <w:pPr>
         <w:pStyle w:val="Heading2"/>
       </w:pPr>
-      <w:bookmarkStart w:id="2" w:name="_Toc231835235"/>
+      <w:bookmarkStart w:id="2" w:name="_Toc232423819"/>
       <w:r>
         <w:t xml:space="preserve">Fig1.1 installation </w:t>
       </w:r>
@@ -5251,7 +5251,7 @@
       <w:pPr>
         <w:pStyle w:val="Heading2"/>
       </w:pPr>
-      <w:bookmarkStart w:id="3" w:name="_Toc231835236"/>
+      <w:bookmarkStart w:id="3" w:name="_Toc232423820"/>
       <w:r>
         <w:t xml:space="preserve">Fig </w:t>
       </w:r>
@@ -5301,7 +5301,7 @@
           <w:noProof/>
         </w:rPr>
         <w:drawing>
-          <wp:inline distT="0" distB="0" distL="0" distR="0" wp14:anchorId="07F8272B" wp14:editId="60B6E9BB">
+          <wp:inline distT="0" distB="0" distL="0" distR="0" wp14:anchorId="07F8272B" wp14:editId="3DA9C143">
             <wp:extent cx="5571136" cy="2827020"/>
             <wp:effectExtent l="0" t="0" r="0" b="0"/>
             <wp:docPr id="997017911" name="Picture 6"/>
@@ -5375,7 +5375,7 @@
       <w:pPr>
         <w:pStyle w:val="Heading2"/>
       </w:pPr>
-      <w:bookmarkStart w:id="4" w:name="_Toc231835237"/>
+      <w:bookmarkStart w:id="4" w:name="_Toc232423821"/>
       <w:r>
         <w:t xml:space="preserve">Fig </w:t>
       </w:r>
@@ -5439,7 +5439,7 @@
           <w:noProof/>
         </w:rPr>
         <w:drawing>
-          <wp:inline distT="0" distB="0" distL="0" distR="0" wp14:anchorId="5C2BEC7C" wp14:editId="0FC3AC55">
+          <wp:inline distT="0" distB="0" distL="0" distR="0" wp14:anchorId="5C2BEC7C" wp14:editId="42BF3D91">
             <wp:extent cx="6236738" cy="3307080"/>
             <wp:effectExtent l="0" t="0" r="0" b="7620"/>
             <wp:docPr id="756015526" name="Picture 7"/>
@@ -5511,7 +5511,7 @@
           <w:szCs w:val="27"/>
         </w:rPr>
       </w:pPr>
-      <w:bookmarkStart w:id="5" w:name="_Toc231835238"/>
+      <w:bookmarkStart w:id="5" w:name="_Toc232423822"/>
       <w:r>
         <w:rPr>
           <w:noProof/>
@@ -5629,7 +5629,7 @@
         <w:ind w:left="541"/>
       </w:pPr>
       <w:bookmarkStart w:id="6" w:name="_Toc231816820"/>
-      <w:bookmarkStart w:id="7" w:name="_Toc231835239"/>
+      <w:bookmarkStart w:id="7" w:name="_Toc232423823"/>
       <w:r>
         <w:rPr>
           <w:noProof/>
@@ -5820,7 +5820,7 @@
       <w:pPr>
         <w:pStyle w:val="Heading2"/>
       </w:pPr>
-      <w:bookmarkStart w:id="8" w:name="_Toc231835240"/>
+      <w:bookmarkStart w:id="8" w:name="_Toc232423824"/>
       <w:r>
         <w:t>Fig 4: Local Encryption Script Execution</w:t>
       </w:r>
@@ -6054,7 +6054,7 @@
       <w:pPr>
         <w:pStyle w:val="Heading2"/>
       </w:pPr>
-      <w:bookmarkStart w:id="9" w:name="_Toc231835241"/>
+      <w:bookmarkStart w:id="9" w:name="_Toc232423825"/>
       <w:r>
         <w:t>Fig 5: GitHub Repository Initialization</w:t>
       </w:r>
@@ -6097,7 +6097,7 @@
         </w:rPr>
         <w:lastRenderedPageBreak/>
         <w:drawing>
-          <wp:inline distT="0" distB="0" distL="0" distR="0" wp14:anchorId="6918EA31" wp14:editId="37A9FFB6">
+          <wp:inline distT="0" distB="0" distL="0" distR="0" wp14:anchorId="6918EA31" wp14:editId="4957A770">
             <wp:extent cx="6400800" cy="3220720"/>
             <wp:effectExtent l="0" t="0" r="0" b="0"/>
             <wp:docPr id="1114723102" name="Picture 24"/>
@@ -6160,7 +6160,7 @@
       <w:pPr>
         <w:pStyle w:val="Heading2"/>
       </w:pPr>
-      <w:bookmarkStart w:id="10" w:name="_Toc231835242"/>
+      <w:bookmarkStart w:id="10" w:name="_Toc232423826"/>
       <w:r>
         <w:t>WEEK 1 REFLECTION</w:t>
       </w:r>
@@ -6217,7 +6217,7 @@
         <w:lastRenderedPageBreak/>
         <w:t xml:space="preserve"> </w:t>
       </w:r>
-      <w:bookmarkStart w:id="11" w:name="_Toc231835243"/>
+      <w:bookmarkStart w:id="11" w:name="_Toc232423827"/>
       <w:r>
         <w:rPr>
           <w:b/>
@@ -6245,7 +6245,7 @@
       <w:pPr>
         <w:pStyle w:val="Heading2"/>
       </w:pPr>
-      <w:bookmarkStart w:id="12" w:name="_Toc231835244"/>
+      <w:bookmarkStart w:id="12" w:name="_Toc232423828"/>
       <w:r>
         <w:t>Fig 1: Caesar Cipher Implementation</w:t>
       </w:r>
@@ -6476,7 +6476,7 @@
       <w:pPr>
         <w:pStyle w:val="Heading2"/>
       </w:pPr>
-      <w:bookmarkStart w:id="13" w:name="_Toc231835245"/>
+      <w:bookmarkStart w:id="13" w:name="_Toc232423829"/>
       <w:r>
         <w:lastRenderedPageBreak/>
         <w:t xml:space="preserve">Fig </w:t>
@@ -6567,7 +6567,7 @@
       <w:pPr>
         <w:pStyle w:val="Heading2"/>
       </w:pPr>
-      <w:bookmarkStart w:id="14" w:name="_Toc231835246"/>
+      <w:bookmarkStart w:id="14" w:name="_Toc232423830"/>
       <w:r>
         <w:t xml:space="preserve">Fig </w:t>
       </w:r>
@@ -6830,7 +6830,7 @@
       <w:pPr>
         <w:pStyle w:val="Heading2"/>
       </w:pPr>
-      <w:bookmarkStart w:id="15" w:name="_Toc231835247"/>
+      <w:bookmarkStart w:id="15" w:name="_Toc232423831"/>
       <w:r>
         <w:lastRenderedPageBreak/>
         <w:t>Fig 4: Vigenère Cipher Implementation</w:t>
@@ -6950,7 +6950,7 @@
       <w:pPr>
         <w:pStyle w:val="Heading2"/>
       </w:pPr>
-      <w:bookmarkStart w:id="16" w:name="_Toc231835248"/>
+      <w:bookmarkStart w:id="16" w:name="_Toc232423832"/>
       <w:r>
         <w:lastRenderedPageBreak/>
         <w:t>Fig 5: Vigenère Cipher Encryption Results</w:t>
@@ -7047,7 +7047,7 @@
       <w:pPr>
         <w:pStyle w:val="Heading2"/>
       </w:pPr>
-      <w:bookmarkStart w:id="17" w:name="_Toc231835249"/>
+      <w:bookmarkStart w:id="17" w:name="_Toc232423833"/>
       <w:r>
         <w:t>Week 2 Reflection</w:t>
       </w:r>
@@ -7086,7 +7086,7 @@
           <w:szCs w:val="48"/>
         </w:rPr>
       </w:pPr>
-      <w:bookmarkStart w:id="18" w:name="_Toc231835250"/>
+      <w:bookmarkStart w:id="18" w:name="_Toc232423834"/>
       <w:r>
         <w:rPr>
           <w:b/>
@@ -7110,7 +7110,7 @@
           <w:szCs w:val="36"/>
         </w:rPr>
       </w:pPr>
-      <w:bookmarkStart w:id="19" w:name="_Toc231835251"/>
+      <w:bookmarkStart w:id="19" w:name="_Toc232423835"/>
       <w:r>
         <w:rPr>
           <w:b/>
@@ -7151,7 +7151,7 @@
       <w:pPr>
         <w:pStyle w:val="Heading2"/>
       </w:pPr>
-      <w:bookmarkStart w:id="20" w:name="_Toc231835252"/>
+      <w:bookmarkStart w:id="20" w:name="_Toc232423836"/>
       <w:r>
         <w:t>Fig 1: LFSR Generator Implementation</w:t>
       </w:r>
@@ -7424,7 +7424,7 @@
       <w:pPr>
         <w:pStyle w:val="Heading2"/>
       </w:pPr>
-      <w:bookmarkStart w:id="21" w:name="_Toc231835253"/>
+      <w:bookmarkStart w:id="21" w:name="_Toc232423837"/>
       <w:r>
         <w:lastRenderedPageBreak/>
         <w:t>Fig 2: Secure Random Password Generation</w:t>
@@ -7568,7 +7568,7 @@
       <w:pPr>
         <w:pStyle w:val="Heading2"/>
       </w:pPr>
-      <w:bookmarkStart w:id="22" w:name="_Toc231835254"/>
+      <w:bookmarkStart w:id="22" w:name="_Toc232423838"/>
       <w:r>
         <w:t>Fig 3</w:t>
       </w:r>
@@ -7821,7 +7821,7 @@
       <w:pPr>
         <w:pStyle w:val="Heading2"/>
       </w:pPr>
-      <w:bookmarkStart w:id="23" w:name="_Toc231835255"/>
+      <w:bookmarkStart w:id="23" w:name="_Toc232423839"/>
       <w:r>
         <w:t>Fig 4: Stream Cipher Demonstration Using XOR-Based Encryption</w:t>
       </w:r>
@@ -8079,7 +8079,7 @@
       <w:pPr>
         <w:pStyle w:val="Heading2"/>
       </w:pPr>
-      <w:bookmarkStart w:id="24" w:name="_Toc231835256"/>
+      <w:bookmarkStart w:id="24" w:name="_Toc232423840"/>
       <w:r>
         <w:t>WEEK 3   Reflection</w:t>
       </w:r>
@@ -8153,7 +8153,7 @@
       <w:pPr>
         <w:pStyle w:val="Heading1"/>
       </w:pPr>
-      <w:bookmarkStart w:id="25" w:name="_Toc231835257"/>
+      <w:bookmarkStart w:id="25" w:name="_Toc232423841"/>
       <w:r>
         <w:lastRenderedPageBreak/>
         <w:t>WEEK 3 VERSION 2</w:t>
@@ -8169,7 +8169,7 @@
       <w:pPr>
         <w:pStyle w:val="Heading2"/>
       </w:pPr>
-      <w:bookmarkStart w:id="26" w:name="_Toc231835258"/>
+      <w:bookmarkStart w:id="26" w:name="_Toc232423842"/>
       <w:r>
         <w:t>Fig 1: LFSR Generator Implementation</w:t>
       </w:r>
@@ -8193,7 +8193,7 @@
           <w:noProof/>
         </w:rPr>
         <w:drawing>
-          <wp:anchor distT="0" distB="0" distL="114300" distR="114300" simplePos="0" relativeHeight="487620096" behindDoc="0" locked="0" layoutInCell="1" allowOverlap="1" wp14:anchorId="62DDC80F" wp14:editId="251A4F2F">
+          <wp:anchor distT="0" distB="0" distL="114300" distR="114300" simplePos="0" relativeHeight="487620096" behindDoc="0" locked="0" layoutInCell="1" allowOverlap="1" wp14:anchorId="62DDC80F" wp14:editId="6682F757">
             <wp:simplePos x="0" y="0"/>
             <wp:positionH relativeFrom="column">
               <wp:posOffset>281940</wp:posOffset>
@@ -8397,7 +8397,7 @@
       <w:pPr>
         <w:pStyle w:val="Heading2"/>
       </w:pPr>
-      <w:bookmarkStart w:id="27" w:name="_Toc231835259"/>
+      <w:bookmarkStart w:id="27" w:name="_Toc232423843"/>
       <w:r>
         <w:t>Fig 2 — Pseudorandom Sequence Output</w:t>
       </w:r>
@@ -8420,7 +8420,7 @@
           <w:noProof/>
         </w:rPr>
         <w:drawing>
-          <wp:anchor distT="0" distB="0" distL="114300" distR="114300" simplePos="0" relativeHeight="487622144" behindDoc="0" locked="0" layoutInCell="1" allowOverlap="1" wp14:anchorId="046EAA2D" wp14:editId="0572EDD2">
+          <wp:anchor distT="0" distB="0" distL="114300" distR="114300" simplePos="0" relativeHeight="487622144" behindDoc="0" locked="0" layoutInCell="1" allowOverlap="1" wp14:anchorId="046EAA2D" wp14:editId="6E5C5056">
             <wp:simplePos x="0" y="0"/>
             <wp:positionH relativeFrom="margin">
               <wp:align>left</wp:align>
@@ -8607,7 +8607,7 @@
       <w:pPr>
         <w:pStyle w:val="Heading2"/>
       </w:pPr>
-      <w:bookmarkStart w:id="28" w:name="_Toc231835260"/>
+      <w:bookmarkStart w:id="28" w:name="_Toc232423844"/>
       <w:r>
         <w:lastRenderedPageBreak/>
         <w:t>Fig 3: Statistical Randomness Testing</w:t>
@@ -8932,7 +8932,7 @@
       <w:pPr>
         <w:pStyle w:val="Heading2"/>
       </w:pPr>
-      <w:bookmarkStart w:id="29" w:name="_Toc231835261"/>
+      <w:bookmarkStart w:id="29" w:name="_Toc232423845"/>
       <w:r>
         <w:lastRenderedPageBreak/>
         <w:t>Fig 4: RC4 Stream Cipher Simulation</w:t>
@@ -9205,7 +9205,7 @@
         <w:pStyle w:val="Heading2"/>
         <w:ind w:left="0"/>
       </w:pPr>
-      <w:bookmarkStart w:id="30" w:name="_Toc231835262"/>
+      <w:bookmarkStart w:id="30" w:name="_Toc232423846"/>
       <w:r>
         <w:rPr>
           <w:noProof/>
@@ -9437,7 +9437,7 @@
       <w:pPr>
         <w:pStyle w:val="Heading2"/>
       </w:pPr>
-      <w:bookmarkStart w:id="31" w:name="_Toc231835263"/>
+      <w:bookmarkStart w:id="31" w:name="_Toc232423847"/>
       <w:r>
         <w:t>Week 3 Reflection</w:t>
       </w:r>
@@ -9524,7 +9524,7 @@
           <w:szCs w:val="48"/>
         </w:rPr>
       </w:pPr>
-      <w:bookmarkStart w:id="32" w:name="_Toc231835264"/>
+      <w:bookmarkStart w:id="32" w:name="_Toc232423848"/>
       <w:r>
         <w:rPr>
           <w:b/>
@@ -9549,7 +9549,7 @@
           <w:szCs w:val="36"/>
         </w:rPr>
       </w:pPr>
-      <w:bookmarkStart w:id="33" w:name="_Toc231835265"/>
+      <w:bookmarkStart w:id="33" w:name="_Toc232423849"/>
       <w:r>
         <w:rPr>
           <w:b/>
@@ -9581,7 +9581,7 @@
       <w:pPr>
         <w:pStyle w:val="Heading2"/>
       </w:pPr>
-      <w:bookmarkStart w:id="34" w:name="_Toc231835266"/>
+      <w:bookmarkStart w:id="34" w:name="_Toc232423850"/>
       <w:r>
         <w:t>Fig 1: AES-Based File Encryption Implementation</w:t>
       </w:r>
@@ -10064,7 +10064,7 @@
       <w:pPr>
         <w:pStyle w:val="Heading2"/>
       </w:pPr>
-      <w:bookmarkStart w:id="35" w:name="_Toc231835267"/>
+      <w:bookmarkStart w:id="35" w:name="_Toc232423851"/>
       <w:r>
         <w:lastRenderedPageBreak/>
         <w:t>Fig 2: AES-Based File Decryption Process</w:t>
@@ -10083,7 +10083,7 @@
       <w:pPr>
         <w:pStyle w:val="Heading2"/>
       </w:pPr>
-      <w:bookmarkStart w:id="36" w:name="_Toc231835268"/>
+      <w:bookmarkStart w:id="36" w:name="_Toc232423852"/>
       <w:r>
         <w:rPr>
           <w:noProof/>
@@ -10285,7 +10285,7 @@
       <w:pPr>
         <w:pStyle w:val="Heading2"/>
       </w:pPr>
-      <w:bookmarkStart w:id="37" w:name="_Toc231835269"/>
+      <w:bookmarkStart w:id="37" w:name="_Toc232423853"/>
       <w:r>
         <w:lastRenderedPageBreak/>
         <w:t>Fig 3: Verification of Restored Plaintext Data</w:t>
@@ -10502,7 +10502,7 @@
       <w:pPr>
         <w:pStyle w:val="Heading2"/>
       </w:pPr>
-      <w:bookmarkStart w:id="38" w:name="_Toc231835270"/>
+      <w:bookmarkStart w:id="38" w:name="_Toc232423854"/>
       <w:r>
         <w:t>Reflection</w:t>
       </w:r>
@@ -10544,7 +10544,7 @@
           <w:szCs w:val="48"/>
         </w:rPr>
       </w:pPr>
-      <w:bookmarkStart w:id="39" w:name="_Toc231835271"/>
+      <w:bookmarkStart w:id="39" w:name="_Toc232423855"/>
       <w:r>
         <w:rPr>
           <w:b/>
@@ -10569,7 +10569,7 @@
           <w:szCs w:val="36"/>
         </w:rPr>
       </w:pPr>
-      <w:bookmarkStart w:id="40" w:name="_Toc231835272"/>
+      <w:bookmarkStart w:id="40" w:name="_Toc232423856"/>
       <w:r>
         <w:rPr>
           <w:b/>
@@ -10601,7 +10601,7 @@
       <w:pPr>
         <w:pStyle w:val="Heading2"/>
       </w:pPr>
-      <w:bookmarkStart w:id="41" w:name="_Toc231835273"/>
+      <w:bookmarkStart w:id="41" w:name="_Toc232423857"/>
       <w:r>
         <w:t>Fig 1: RSA Key Pair Generation</w:t>
       </w:r>
@@ -10638,7 +10638,7 @@
           <w:noProof/>
         </w:rPr>
         <w:drawing>
-          <wp:anchor distT="0" distB="0" distL="114300" distR="114300" simplePos="0" relativeHeight="487630336" behindDoc="0" locked="0" layoutInCell="1" allowOverlap="1" wp14:anchorId="7DA6F3EA" wp14:editId="335FDFD4">
+          <wp:anchor distT="0" distB="0" distL="114300" distR="114300" simplePos="0" relativeHeight="487630336" behindDoc="0" locked="0" layoutInCell="1" allowOverlap="1" wp14:anchorId="7DA6F3EA" wp14:editId="18396ECC">
             <wp:simplePos x="0" y="0"/>
             <wp:positionH relativeFrom="margin">
               <wp:posOffset>121920</wp:posOffset>
@@ -10828,7 +10828,7 @@
       <w:pPr>
         <w:pStyle w:val="Heading2"/>
       </w:pPr>
-      <w:bookmarkStart w:id="42" w:name="_Toc231835274"/>
+      <w:bookmarkStart w:id="42" w:name="_Toc232423858"/>
       <w:r>
         <w:t>Fig 2: Public Key Encryption Process</w:t>
       </w:r>
@@ -11071,7 +11071,7 @@
           <w:u w:color="000000"/>
         </w:rPr>
       </w:pPr>
-      <w:bookmarkStart w:id="43" w:name="_Toc231835275"/>
+      <w:bookmarkStart w:id="43" w:name="_Toc232423859"/>
       <w:r>
         <w:rPr>
           <w:u w:color="000000"/>
@@ -11195,7 +11195,7 @@
       <w:pPr>
         <w:pStyle w:val="Heading2"/>
       </w:pPr>
-      <w:bookmarkStart w:id="44" w:name="_Toc231835276"/>
+      <w:bookmarkStart w:id="44" w:name="_Toc232423860"/>
       <w:r>
         <w:t>Fig 4: Secure Message Transmission</w:t>
       </w:r>
@@ -11328,7 +11328,7 @@
         <w:pStyle w:val="Heading1"/>
         <w:ind w:left="0" w:firstLine="0"/>
       </w:pPr>
-      <w:bookmarkStart w:id="45" w:name="_Toc231835277"/>
+      <w:bookmarkStart w:id="45" w:name="_Toc232423861"/>
       <w:r>
         <w:rPr>
           <w:noProof/>
@@ -11420,7 +11420,7 @@
       <w:pPr>
         <w:pStyle w:val="Heading2"/>
       </w:pPr>
-      <w:bookmarkStart w:id="46" w:name="_Toc231835278"/>
+      <w:bookmarkStart w:id="46" w:name="_Toc232423862"/>
       <w:r>
         <w:t>Fig 5: RSA Testing and Validation</w:t>
       </w:r>
@@ -11646,7 +11646,7 @@
       <w:pPr>
         <w:pStyle w:val="Heading2"/>
       </w:pPr>
-      <w:bookmarkStart w:id="47" w:name="_Toc231835279"/>
+      <w:bookmarkStart w:id="47" w:name="_Toc232423863"/>
       <w:r>
         <w:t>Week 5 Reflection</w:t>
       </w:r>
@@ -14124,6 +14124,7 @@
   <w:style w:type="character" w:default="1" w:styleId="DefaultParagraphFont">
     <w:name w:val="Default Paragraph Font"/>
     <w:uiPriority w:val="1"/>
+    <w:semiHidden/>
     <w:unhideWhenUsed/>
   </w:style>
   <w:style w:type="table" w:default="1" w:styleId="TableNormal">
